--- a/output_receita_federal/instrucao_normativa_rfb/documents/in_rfb_2180_20240311.docx
+++ b/output_receita_federal/instrucao_normativa_rfb/documents/in_rfb_2180_20240311.docx
@@ -37,6 +37,9 @@
         <w:t xml:space="preserve">CAPÍTULO I </w:t>
       </w:r>
       <w:r>
+        <w:br/>
+      </w:r>
+      <w:r>
         <w:t>DISPOSIÇÕES PRELIMINARES</w:t>
       </w:r>
     </w:p>
@@ -56,6 +59,9 @@
         <w:t xml:space="preserve">CAPÍTULO iI </w:t>
       </w:r>
       <w:r>
+        <w:br/>
+      </w:r>
+      <w:r>
         <w:t>DA Tributação da renda por pessoas físicas residentes no País COM DEPÓSITOS NÃO REMUNERADOS, MOEDA ESTRANGEIRA MANTIDA EM ESPÉCIE, aplicações financeiras, entidades controladas e trusts no exterior</w:t>
       </w:r>
     </w:p>
@@ -64,6 +70,9 @@
         <w:t xml:space="preserve">Seção I </w:t>
       </w:r>
       <w:r>
+        <w:br/>
+      </w:r>
+      <w:r>
         <w:t>Disposições gerais</w:t>
       </w:r>
     </w:p>
@@ -118,6 +127,9 @@
         <w:t xml:space="preserve">Seção II </w:t>
       </w:r>
       <w:r>
+        <w:br/>
+      </w:r>
+      <w:r>
         <w:t>Da variação cambial de depósitos não remunerados no exterior</w:t>
       </w:r>
     </w:p>
@@ -146,6 +158,9 @@
         <w:t xml:space="preserve">Seção III </w:t>
       </w:r>
       <w:r>
+        <w:br/>
+      </w:r>
+      <w:r>
         <w:t>Da variação cambial da moeda estrangeira mantida em espécie</w:t>
       </w:r>
     </w:p>
@@ -250,6 +265,9 @@
         <w:t xml:space="preserve">CAPÍTULO III </w:t>
       </w:r>
       <w:r>
+        <w:br/>
+      </w:r>
+      <w:r>
         <w:t>DAS APLICAÇÕES FINANCEIRAS NO EXTERIOR</w:t>
       </w:r>
     </w:p>
@@ -258,6 +276,9 @@
         <w:t xml:space="preserve">Seção I </w:t>
       </w:r>
       <w:r>
+        <w:br/>
+      </w:r>
+      <w:r>
         <w:t>Disposições gerais</w:t>
       </w:r>
     </w:p>
@@ -316,6 +337,9 @@
         <w:t xml:space="preserve">Seção II </w:t>
       </w:r>
       <w:r>
+        <w:br/>
+      </w:r>
+      <w:r>
         <w:t>Da compensação de perdas</w:t>
       </w:r>
     </w:p>
@@ -344,6 +368,9 @@
         <w:t xml:space="preserve">Seção III </w:t>
       </w:r>
       <w:r>
+        <w:br/>
+      </w:r>
+      <w:r>
         <w:t>Do imposto pago no exterior</w:t>
       </w:r>
     </w:p>
@@ -402,6 +429,9 @@
         <w:t xml:space="preserve">CAPÍTULO IV </w:t>
       </w:r>
       <w:r>
+        <w:br/>
+      </w:r>
+      <w:r>
         <w:t>DAS ENTIDADES CONTROLADAS NO EXTERIOR</w:t>
       </w:r>
     </w:p>
@@ -410,6 +440,9 @@
         <w:t xml:space="preserve">Seção I </w:t>
       </w:r>
       <w:r>
+        <w:br/>
+      </w:r>
+      <w:r>
         <w:t>Disposições gerais</w:t>
       </w:r>
     </w:p>
@@ -488,6 +521,9 @@
         <w:t xml:space="preserve">Seção II </w:t>
       </w:r>
       <w:r>
+        <w:br/>
+      </w:r>
+      <w:r>
         <w:t>Do regime de tributação anual dos lucros</w:t>
       </w:r>
     </w:p>
@@ -496,6 +532,9 @@
         <w:t xml:space="preserve">Subseção I </w:t>
       </w:r>
       <w:r>
+        <w:br/>
+      </w:r>
+      <w:r>
         <w:t>Do enquadramento</w:t>
       </w:r>
     </w:p>
@@ -600,6 +639,9 @@
         <w:t xml:space="preserve">Subseção II </w:t>
       </w:r>
       <w:r>
+        <w:br/>
+      </w:r>
+      <w:r>
         <w:t>Da determinação do lucro</w:t>
       </w:r>
     </w:p>
@@ -694,6 +736,9 @@
         <w:t xml:space="preserve">Subseção III </w:t>
       </w:r>
       <w:r>
+        <w:br/>
+      </w:r>
+      <w:r>
         <w:t>Da dedução dos prejuízos da controlada no exterior</w:t>
       </w:r>
     </w:p>
@@ -742,6 +787,9 @@
         <w:t xml:space="preserve">Subseção IV </w:t>
       </w:r>
       <w:r>
+        <w:br/>
+      </w:r>
+      <w:r>
         <w:t>Da tributação anual do lucro</w:t>
       </w:r>
     </w:p>
@@ -775,6 +823,9 @@
         <w:t xml:space="preserve">Subseção V </w:t>
       </w:r>
       <w:r>
+        <w:br/>
+      </w:r>
+      <w:r>
         <w:t>Da disponibilização do lucro previamente tributado</w:t>
       </w:r>
     </w:p>
@@ -813,6 +864,9 @@
         <w:t xml:space="preserve">Subseção VI </w:t>
       </w:r>
       <w:r>
+        <w:br/>
+      </w:r>
+      <w:r>
         <w:t>Da dedução do imposto de renda pago no exterior e no Brasil</w:t>
       </w:r>
     </w:p>
@@ -856,6 +910,9 @@
         <w:t xml:space="preserve">Subseção VII </w:t>
       </w:r>
       <w:r>
+        <w:br/>
+      </w:r>
+      <w:r>
         <w:t>Dos lucros acumulados até 31 de dezembro de 2023</w:t>
       </w:r>
     </w:p>
@@ -899,6 +956,9 @@
         <w:t xml:space="preserve">Seção III </w:t>
       </w:r>
       <w:r>
+        <w:br/>
+      </w:r>
+      <w:r>
         <w:t>Do regime de tributação dos lucros na data da disponibilização</w:t>
       </w:r>
     </w:p>
@@ -942,6 +1002,9 @@
         <w:t xml:space="preserve">Seção IV </w:t>
       </w:r>
       <w:r>
+        <w:br/>
+      </w:r>
+      <w:r>
         <w:t>Da variação cambial do capital aplicado em entidades controladas</w:t>
       </w:r>
     </w:p>
@@ -971,6 +1034,9 @@
         <w:t xml:space="preserve">Seção V </w:t>
       </w:r>
       <w:r>
+        <w:br/>
+      </w:r>
+      <w:r>
         <w:t>Do regime de transparência fiscal de entidade controlada</w:t>
       </w:r>
     </w:p>
@@ -1134,6 +1200,9 @@
         <w:t xml:space="preserve">CAPÍTULO V </w:t>
       </w:r>
       <w:r>
+        <w:br/>
+      </w:r>
+      <w:r>
         <w:t>DOS TRUSTS NO EXTERIOR</w:t>
       </w:r>
     </w:p>
@@ -1277,6 +1346,9 @@
         <w:t xml:space="preserve">CAPÍTULO VI </w:t>
       </w:r>
       <w:r>
+        <w:br/>
+      </w:r>
+      <w:r>
         <w:t>DA ATUALIZAÇÃO DO VALOR DE BENS E DIREITOS NO EXTERIOR</w:t>
       </w:r>
     </w:p>
@@ -1285,6 +1357,9 @@
         <w:t xml:space="preserve">Seção I </w:t>
       </w:r>
       <w:r>
+        <w:br/>
+      </w:r>
+      <w:r>
         <w:t>Dos optantes</w:t>
       </w:r>
     </w:p>
@@ -1298,6 +1373,9 @@
         <w:t xml:space="preserve">Seção II </w:t>
       </w:r>
       <w:r>
+        <w:br/>
+      </w:r>
+      <w:r>
         <w:t>Dos bens e direitos no exterior sujeitos à opção</w:t>
       </w:r>
     </w:p>
@@ -1336,6 +1414,9 @@
         <w:t xml:space="preserve">Seção III </w:t>
       </w:r>
       <w:r>
+        <w:br/>
+      </w:r>
+      <w:r>
         <w:t>Da atualização para valor de mercado</w:t>
       </w:r>
     </w:p>
@@ -1490,6 +1571,9 @@
         <w:t xml:space="preserve">Seção IV </w:t>
       </w:r>
       <w:r>
+        <w:br/>
+      </w:r>
+      <w:r>
         <w:t>Da opção</w:t>
       </w:r>
     </w:p>
@@ -1498,6 +1582,9 @@
         <w:t xml:space="preserve">Subseção I </w:t>
       </w:r>
       <w:r>
+        <w:br/>
+      </w:r>
+      <w:r>
         <w:t>Da apresentação da Abex</w:t>
       </w:r>
     </w:p>
@@ -1547,6 +1634,9 @@
         <w:t xml:space="preserve">Subseção II </w:t>
       </w:r>
       <w:r>
+        <w:br/>
+      </w:r>
+      <w:r>
         <w:t>Do preenchimento da Abex</w:t>
       </w:r>
     </w:p>
@@ -1652,6 +1742,9 @@
         <w:t xml:space="preserve">Seção V </w:t>
       </w:r>
       <w:r>
+        <w:br/>
+      </w:r>
+      <w:r>
         <w:t>Do pagamento do imposto</w:t>
       </w:r>
     </w:p>
@@ -1675,6 +1768,9 @@
         <w:t xml:space="preserve">CAPÍTULO VII </w:t>
       </w:r>
       <w:r>
+        <w:br/>
+      </w:r>
+      <w:r>
         <w:t>DA CONVERSÃO DA MOEDA ESTRANGEIRA PARA MOEDA NACIONAL</w:t>
       </w:r>
     </w:p>
@@ -1686,6 +1782,9 @@
     <w:p>
       <w:r>
         <w:t xml:space="preserve">CAPÍTULO VIII </w:t>
+      </w:r>
+      <w:r>
+        <w:br/>
       </w:r>
       <w:r>
         <w:t>DISPOSIÇÕES FINAIS</w:t>
